--- a/assets/downloads/simulation-20/situation-and-setting.docx
+++ b/assets/downloads/simulation-20/situation-and-setting.docx
@@ -1,6 +1,6 @@
 
 <file path=word/document.xml><?xml version="1.0" encoding="utf-8"?>
-<w:document xmlns:wpc="http://schemas.microsoft.com/office/word/2010/wordprocessingCanvas" xmlns:cx="http://schemas.microsoft.com/office/drawing/2014/chartex" xmlns:cx1="http://schemas.microsoft.com/office/drawing/2015/9/8/chartex" xmlns:cx2="http://schemas.microsoft.com/office/drawing/2015/10/21/chartex" xmlns:cx3="http://schemas.microsoft.com/office/drawing/2016/5/9/chartex" xmlns:cx4="http://schemas.microsoft.com/office/drawing/2016/5/10/chartex" xmlns:cx5="http://schemas.microsoft.com/office/drawing/2016/5/11/chartex" xmlns:cx6="http://schemas.microsoft.com/office/drawing/2016/5/12/chartex" xmlns:cx7="http://schemas.microsoft.com/office/drawing/2016/5/13/chartex" xmlns:cx8="http://schemas.microsoft.com/office/drawing/2016/5/14/chartex" xmlns:mc="http://schemas.openxmlformats.org/markup-compatibility/2006" xmlns:aink="http://schemas.microsoft.com/office/drawing/2016/ink" xmlns:am3d="http://schemas.microsoft.com/office/drawing/2017/model3d" xmlns:o="urn:schemas-microsoft-com:office:office" xmlns:oel="http://schemas.microsoft.com/office/2019/extlst" xmlns:r="http://schemas.openxmlformats.org/officeDocument/2006/relationships" xmlns:m="http://schemas.openxmlformats.org/officeDocument/2006/math" xmlns:v="urn:schemas-microsoft-com:vml" xmlns:wp14="http://schemas.microsoft.com/office/word/2010/wordprocessingDrawing" xmlns:wp="http://schemas.openxmlformats.org/drawingml/2006/wordprocessingDrawing" xmlns:w10="urn:schemas-microsoft-com:office:word" xmlns:w="http://schemas.openxmlformats.org/wordprocessingml/2006/main" xmlns:w14="http://schemas.microsoft.com/office/word/2010/wordml" xmlns:w15="http://schemas.microsoft.com/office/word/2012/wordml" xmlns:w16cei="http://schemas.microsoft.com/office/word/2026/wordml/cei" xmlns:w16cex="http://schemas.microsoft.com/office/word/2018/wordml/cex" xmlns:w16cid="http://schemas.microsoft.com/office/word/2016/wordml/cid" xmlns:w16="http://schemas.microsoft.com/office/word/2018/wordml" xmlns:w16du="http://schemas.microsoft.com/office/word/2023/wordml/word16du" xmlns:w16sdtdh="http://schemas.microsoft.com/office/word/2020/wordml/sdtdatahash" xmlns:w16sdtfl="http://schemas.microsoft.com/office/word/2024/wordml/sdtformatlock" xmlns:w16se="http://schemas.microsoft.com/office/word/2015/wordml/symex" xmlns:wpg="http://schemas.microsoft.com/office/word/2010/wordprocessingGroup" xmlns:wpi="http://schemas.microsoft.com/office/word/2010/wordprocessingInk" xmlns:wne="http://schemas.microsoft.com/office/word/2006/wordml" xmlns:wps="http://schemas.microsoft.com/office/word/2010/wordprocessingShape" mc:Ignorable="w14 w15 w16se w16cid w16 w16cex w16sdtdh w16sdtfl w16du wp14">
+<w:document xmlns:wpc="http://schemas.microsoft.com/office/word/2010/wordprocessingCanvas" xmlns:cx="http://schemas.microsoft.com/office/drawing/2014/chartex" xmlns:cx1="http://schemas.microsoft.com/office/drawing/2015/9/8/chartex" xmlns:cx2="http://schemas.microsoft.com/office/drawing/2015/10/21/chartex" xmlns:cx3="http://schemas.microsoft.com/office/drawing/2016/5/9/chartex" xmlns:cx4="http://schemas.microsoft.com/office/drawing/2016/5/10/chartex" xmlns:cx5="http://schemas.microsoft.com/office/drawing/2016/5/11/chartex" xmlns:cx6="http://schemas.microsoft.com/office/drawing/2016/5/12/chartex" xmlns:cx7="http://schemas.microsoft.com/office/drawing/2016/5/13/chartex" xmlns:cx8="http://schemas.microsoft.com/office/drawing/2016/5/14/chartex" xmlns:mc="http://schemas.openxmlformats.org/markup-compatibility/2006" xmlns:aink="http://schemas.microsoft.com/office/drawing/2016/ink" xmlns:am3d="http://schemas.microsoft.com/office/drawing/2017/model3d" xmlns:o="urn:schemas-microsoft-com:office:office" xmlns:oel="http://schemas.microsoft.com/office/2019/extlst" xmlns:r="http://schemas.openxmlformats.org/officeDocument/2006/relationships" xmlns:m="http://schemas.openxmlformats.org/officeDocument/2006/math" xmlns:v="urn:schemas-microsoft-com:vml" xmlns:wp14="http://schemas.microsoft.com/office/word/2010/wordprocessingDrawing" xmlns:wp="http://schemas.openxmlformats.org/drawingml/2006/wordprocessingDrawing" xmlns:w10="urn:schemas-microsoft-com:office:word" xmlns:w="http://schemas.openxmlformats.org/wordprocessingml/2006/main" xmlns:w14="http://schemas.microsoft.com/office/word/2010/wordml" xmlns:w15="http://schemas.microsoft.com/office/word/2012/wordml" xmlns:w16cex="http://schemas.microsoft.com/office/word/2018/wordml/cex" xmlns:w16cid="http://schemas.microsoft.com/office/word/2016/wordml/cid" xmlns:w16="http://schemas.microsoft.com/office/word/2018/wordml" xmlns:w16du="http://schemas.microsoft.com/office/word/2023/wordml/word16du" xmlns:w16sdtdh="http://schemas.microsoft.com/office/word/2020/wordml/sdtdatahash" xmlns:w16sdtfl="http://schemas.microsoft.com/office/word/2024/wordml/sdtformatlock" xmlns:w16se="http://schemas.microsoft.com/office/word/2015/wordml/symex" xmlns:wpg="http://schemas.microsoft.com/office/word/2010/wordprocessingGroup" xmlns:wpi="http://schemas.microsoft.com/office/word/2010/wordprocessingInk" xmlns:wne="http://schemas.microsoft.com/office/word/2006/wordml" xmlns:wps="http://schemas.microsoft.com/office/word/2010/wordprocessingShape" mc:Ignorable="w14 w15 w16se w16cid w16 w16cex w16sdtdh w16sdtfl w16du wp14">
   <w:body>
     <w:p>
       <w:pPr>
@@ -10,13 +10,10 @@
           <w:color w:val="000000"/>
         </w:rPr>
       </w:pPr>
-      <w:bookmarkStart w:id="10" w:name="_Hlk216180563"/>
       <w:r>
         <w:rPr>
-          <w:rFonts w:ascii="Aptos" w:hAnsi="Aptos" w:eastAsia="Aptos" w:cs="Aptos"/>
+          <w:rFonts w:ascii="Aptos" w:hAnsi="Aptos"/>
           <w:color w:val="000000"/>
-          <w:sz w:val="40"/>
-          <w:szCs w:val="40"/>
         </w:rPr>
         <w:t>Situation and Setting</w:t>
       </w:r>
@@ -25,26 +22,15 @@
       <w:pPr>
         <w:spacing w:line="480" w:lineRule="auto"/>
         <w:rPr>
+          <w:b/>
+          <w:bCs/>
           <w:color w:val="000000"/>
         </w:rPr>
       </w:pPr>
       <w:r>
         <w:rPr>
-          <w:rFonts w:ascii="Aptos" w:hAnsi="Aptos" w:eastAsia="Aptos" w:cs="Aptos"/>
-          <w:color w:val="000000"/>
-        </w:rPr>
-        <w:t/>
-      </w:r>
-      <w:r>
-        <w:rPr>
-          <w:rFonts w:ascii="Aptos" w:hAnsi="Aptos" w:eastAsia="Aptos" w:cs="Aptos"/>
-          <w:color w:val="000000"/>
-        </w:rPr>
-        <w:t/>
-      </w:r>
-      <w:r>
-        <w:rPr>
-          <w:rFonts w:ascii="Aptos" w:hAnsi="Aptos" w:eastAsia="Aptos" w:cs="Aptos"/>
+          <w:b/>
+          <w:bCs/>
           <w:color w:val="000000"/>
         </w:rPr>
         <w:t>Simulation Situation</w:t>
@@ -61,10 +47,138 @@
       </w:pPr>
       <w:r>
         <w:rPr>
-          <w:rFonts w:ascii="Aptos" w:hAnsi="Aptos" w:eastAsia="Aptos" w:cs="Aptos"/>
           <w:color w:val="000000"/>
         </w:rPr>
-        <w:t>It is a morning practice at the university practice field. This is for the women’s soccer team, but practicing men’s players may assist or play with the team. Your patient could be male or female. In your pair, the head HCP is the person in your group whose letter of the last name is the latest in the alphabet. This head AT is the person who can help make decisions as needed. However, you are both certified ATs. You just witnessed two players collide. The image shown here is very similar to what you observed.</w:t>
+        <w:t xml:space="preserve">It is </w:t>
+      </w:r>
+      <w:proofErr w:type="gramStart"/>
+      <w:r>
+        <w:rPr>
+          <w:color w:val="000000"/>
+        </w:rPr>
+        <w:t>a morning</w:t>
+      </w:r>
+      <w:proofErr w:type="gramEnd"/>
+      <w:r>
+        <w:rPr>
+          <w:color w:val="000000"/>
+        </w:rPr>
+        <w:t xml:space="preserve"> practice at the university practice field. This is for the women’s soccer team, but practicing men’s players may assist or play with the team. Your patient could be male or female. In your pair, the head HCP is the person in your group whose letter of the last name is the latest in the alphabet. This head AT is the person who can help make decisions as needed. However, you are both certified ATs. You just witnessed two players collide. The image shown here is very similar to what you observed.</w:t>
+      </w:r>
+    </w:p>
+    <w:p>
+      <w:pPr>
+        <w:pStyle w:val="BodyText"/>
+        <w:spacing w:line="480" w:lineRule="auto"/>
+        <w:ind w:left="0"/>
+        <w:rPr>
+          <w:color w:val="000000"/>
+        </w:rPr>
+      </w:pPr>
+      <w:r>
+        <w:rPr>
+          <w:noProof/>
+          <w:color w:val="000000"/>
+        </w:rPr>
+        <w:drawing>
+          <wp:inline distT="0" distB="0" distL="0" distR="0" wp14:anchorId="23CA03EF" wp14:editId="41C58DCD">
+            <wp:extent cx="3390900" cy="2712720"/>
+            <wp:effectExtent l="0" t="0" r="0" b="0"/>
+            <wp:docPr id="132019811" name="Picture 1"/>
+            <wp:cNvGraphicFramePr>
+              <a:graphicFrameLocks xmlns:a="http://schemas.openxmlformats.org/drawingml/2006/main" noChangeAspect="1"/>
+            </wp:cNvGraphicFramePr>
+            <a:graphic xmlns:a="http://schemas.openxmlformats.org/drawingml/2006/main">
+              <a:graphicData uri="http://schemas.openxmlformats.org/drawingml/2006/picture">
+                <pic:pic xmlns:pic="http://schemas.openxmlformats.org/drawingml/2006/picture">
+                  <pic:nvPicPr>
+                    <pic:cNvPr id="132019811" name="Picture 132019811"/>
+                    <pic:cNvPicPr/>
+                  </pic:nvPicPr>
+                  <pic:blipFill>
+                    <a:blip r:embed="rId7" cstate="print">
+                      <a:extLst>
+                        <a:ext uri="{28A0092B-C50C-407E-A947-70E740481C1C}">
+                          <a14:useLocalDpi xmlns:a14="http://schemas.microsoft.com/office/drawing/2010/main" val="0"/>
+                        </a:ext>
+                      </a:extLst>
+                    </a:blip>
+                    <a:stretch>
+                      <a:fillRect/>
+                    </a:stretch>
+                  </pic:blipFill>
+                  <pic:spPr>
+                    <a:xfrm>
+                      <a:off x="0" y="0"/>
+                      <a:ext cx="3390900" cy="2712720"/>
+                    </a:xfrm>
+                    <a:prstGeom prst="rect">
+                      <a:avLst/>
+                    </a:prstGeom>
+                  </pic:spPr>
+                </pic:pic>
+              </a:graphicData>
+            </a:graphic>
+          </wp:inline>
+        </w:drawing>
+      </w:r>
+    </w:p>
+    <w:p>
+      <w:pPr>
+        <w:pStyle w:val="BodyText"/>
+        <w:spacing w:line="480" w:lineRule="auto"/>
+        <w:ind w:left="0"/>
+        <w:rPr>
+          <w:color w:val="000000"/>
+          <w:sz w:val="22"/>
+          <w:szCs w:val="22"/>
+        </w:rPr>
+      </w:pPr>
+      <w:r>
+        <w:rPr>
+          <w:color w:val="000000"/>
+          <w:sz w:val="22"/>
+          <w:szCs w:val="22"/>
+        </w:rPr>
+        <w:t xml:space="preserve">Two soccer players </w:t>
+      </w:r>
+      <w:proofErr w:type="gramStart"/>
+      <w:r>
+        <w:rPr>
+          <w:color w:val="000000"/>
+          <w:sz w:val="22"/>
+          <w:szCs w:val="22"/>
+        </w:rPr>
+        <w:t>collide</w:t>
+      </w:r>
+      <w:proofErr w:type="gramEnd"/>
+      <w:r>
+        <w:rPr>
+          <w:color w:val="000000"/>
+          <w:sz w:val="22"/>
+          <w:szCs w:val="22"/>
+        </w:rPr>
+        <w:t xml:space="preserve"> making a header.</w:t>
+      </w:r>
+    </w:p>
+    <w:p>
+      <w:pPr>
+        <w:pStyle w:val="BodyText"/>
+        <w:spacing w:line="480" w:lineRule="auto"/>
+        <w:ind w:left="0"/>
+        <w:rPr>
+          <w:color w:val="000000"/>
+          <w:sz w:val="22"/>
+          <w:szCs w:val="22"/>
+        </w:rPr>
+      </w:pPr>
+      <w:r>
+        <w:rPr>
+          <w:color w:val="000000" w:themeColor="text1"/>
+          <w:sz w:val="22"/>
+          <w:szCs w:val="22"/>
+        </w:rPr>
+        <w:t>Kyle Rivas/Getty Images</w:t>
       </w:r>
     </w:p>
     <w:p>
@@ -75,51 +189,15 @@
         <w:rPr>
           <w:b/>
           <w:bCs/>
-          <w:color w:val="000000" w:themeColor="text1"/>
+          <w:color w:val="000000"/>
         </w:rPr>
       </w:pPr>
       <w:r>
         <w:rPr>
-          <w:rFonts w:ascii="Aptos" w:hAnsi="Aptos" w:eastAsia="Aptos" w:cs="Aptos"/>
+          <w:b/>
+          <w:bCs/>
           <w:color w:val="000000"/>
         </w:rPr>
-        <w:t>Two soccer players collide making a header.</w:t>
-      </w:r>
-    </w:p>
-    <w:p>
-      <w:pPr>
-        <w:pStyle w:val="BodyText"/>
-        <w:spacing w:line="480" w:lineRule="auto"/>
-        <w:ind w:left="0"/>
-        <w:rPr>
-          <w:color w:val="000000"/>
-        </w:rPr>
-      </w:pPr>
-      <w:r>
-        <w:rPr>
-          <w:rFonts w:ascii="Aptos" w:hAnsi="Aptos" w:eastAsia="Aptos" w:cs="Aptos"/>
-          <w:color w:val="000000" w:themeColor="text1"/>
-          <w:sz w:val="20"/>
-          <w:szCs w:val="20"/>
-        </w:rPr>
-        <w:t>Kyle Rivas/Getty Images</w:t>
-      </w:r>
-    </w:p>
-    <w:p>
-      <w:pPr>
-        <w:pStyle w:val="BodyText"/>
-        <w:spacing w:line="480" w:lineRule="auto"/>
-        <w:ind w:left="0"/>
-        <w:rPr>
-          <w:color w:val="000000"/>
-        </w:rPr>
-      </w:pPr>
-      <w:r>
-        <w:rPr>
-          <w:rFonts w:ascii="Aptos" w:hAnsi="Aptos" w:eastAsia="Aptos" w:cs="Aptos"/>
-          <w:color w:val="000000"/>
-        </w:rPr>
-        <w:lastRenderedPageBreak/>
         <w:t>Setting</w:t>
       </w:r>
     </w:p>
@@ -132,14 +210,13 @@
       </w:pPr>
       <w:r>
         <w:rPr>
-          <w:rFonts w:ascii="Aptos" w:hAnsi="Aptos" w:eastAsia="Aptos" w:cs="Aptos"/>
           <w:color w:val="000000"/>
         </w:rPr>
         <w:t>Soccer practice, outside, on the field, current temperature and conditions</w:t>
       </w:r>
     </w:p>
     <w:sectPr>
-      <w:footerReference w:type="default" r:id="rId9"/>
+      <w:footerReference w:type="default" r:id="rId8"/>
       <w:pgSz w:w="12240" w:h="15840"/>
       <w:pgMar w:top="1440" w:right="1440" w:bottom="1440" w:left="1440" w:header="706" w:footer="706" w:gutter="0"/>
       <w:cols w:space="720"/>
@@ -150,7 +227,7 @@
 </file>
 
 <file path=word/endnotes.xml><?xml version="1.0" encoding="utf-8"?>
-<w:endnotes xmlns:wpc="http://schemas.microsoft.com/office/word/2010/wordprocessingCanvas" xmlns:cx="http://schemas.microsoft.com/office/drawing/2014/chartex" xmlns:cx1="http://schemas.microsoft.com/office/drawing/2015/9/8/chartex" xmlns:cx2="http://schemas.microsoft.com/office/drawing/2015/10/21/chartex" xmlns:cx3="http://schemas.microsoft.com/office/drawing/2016/5/9/chartex" xmlns:cx4="http://schemas.microsoft.com/office/drawing/2016/5/10/chartex" xmlns:cx5="http://schemas.microsoft.com/office/drawing/2016/5/11/chartex" xmlns:cx6="http://schemas.microsoft.com/office/drawing/2016/5/12/chartex" xmlns:cx7="http://schemas.microsoft.com/office/drawing/2016/5/13/chartex" xmlns:cx8="http://schemas.microsoft.com/office/drawing/2016/5/14/chartex" xmlns:mc="http://schemas.openxmlformats.org/markup-compatibility/2006" xmlns:aink="http://schemas.microsoft.com/office/drawing/2016/ink" xmlns:am3d="http://schemas.microsoft.com/office/drawing/2017/model3d" xmlns:o="urn:schemas-microsoft-com:office:office" xmlns:oel="http://schemas.microsoft.com/office/2019/extlst" xmlns:r="http://schemas.openxmlformats.org/officeDocument/2006/relationships" xmlns:m="http://schemas.openxmlformats.org/officeDocument/2006/math" xmlns:v="urn:schemas-microsoft-com:vml" xmlns:wp14="http://schemas.microsoft.com/office/word/2010/wordprocessingDrawing" xmlns:wp="http://schemas.openxmlformats.org/drawingml/2006/wordprocessingDrawing" xmlns:w10="urn:schemas-microsoft-com:office:word" xmlns:w="http://schemas.openxmlformats.org/wordprocessingml/2006/main" xmlns:w14="http://schemas.microsoft.com/office/word/2010/wordml" xmlns:w15="http://schemas.microsoft.com/office/word/2012/wordml" xmlns:w16cei="http://schemas.microsoft.com/office/word/2026/wordml/cei" xmlns:w16cex="http://schemas.microsoft.com/office/word/2018/wordml/cex" xmlns:w16cid="http://schemas.microsoft.com/office/word/2016/wordml/cid" xmlns:w16="http://schemas.microsoft.com/office/word/2018/wordml" xmlns:w16du="http://schemas.microsoft.com/office/word/2023/wordml/word16du" xmlns:w16sdtdh="http://schemas.microsoft.com/office/word/2020/wordml/sdtdatahash" xmlns:w16sdtfl="http://schemas.microsoft.com/office/word/2024/wordml/sdtformatlock" xmlns:w16se="http://schemas.microsoft.com/office/word/2015/wordml/symex" xmlns:wpg="http://schemas.microsoft.com/office/word/2010/wordprocessingGroup" xmlns:wpi="http://schemas.microsoft.com/office/word/2010/wordprocessingInk" xmlns:wne="http://schemas.microsoft.com/office/word/2006/wordml" xmlns:wps="http://schemas.microsoft.com/office/word/2010/wordprocessingShape" mc:Ignorable="w14 w15 w16se w16cid w16 w16cex w16sdtdh w16sdtfl w16du wp14">
+<w:endnotes xmlns:wpc="http://schemas.microsoft.com/office/word/2010/wordprocessingCanvas" xmlns:cx="http://schemas.microsoft.com/office/drawing/2014/chartex" xmlns:cx1="http://schemas.microsoft.com/office/drawing/2015/9/8/chartex" xmlns:cx2="http://schemas.microsoft.com/office/drawing/2015/10/21/chartex" xmlns:cx3="http://schemas.microsoft.com/office/drawing/2016/5/9/chartex" xmlns:cx4="http://schemas.microsoft.com/office/drawing/2016/5/10/chartex" xmlns:cx5="http://schemas.microsoft.com/office/drawing/2016/5/11/chartex" xmlns:cx6="http://schemas.microsoft.com/office/drawing/2016/5/12/chartex" xmlns:cx7="http://schemas.microsoft.com/office/drawing/2016/5/13/chartex" xmlns:cx8="http://schemas.microsoft.com/office/drawing/2016/5/14/chartex" xmlns:mc="http://schemas.openxmlformats.org/markup-compatibility/2006" xmlns:aink="http://schemas.microsoft.com/office/drawing/2016/ink" xmlns:am3d="http://schemas.microsoft.com/office/drawing/2017/model3d" xmlns:o="urn:schemas-microsoft-com:office:office" xmlns:oel="http://schemas.microsoft.com/office/2019/extlst" xmlns:r="http://schemas.openxmlformats.org/officeDocument/2006/relationships" xmlns:m="http://schemas.openxmlformats.org/officeDocument/2006/math" xmlns:v="urn:schemas-microsoft-com:vml" xmlns:wp14="http://schemas.microsoft.com/office/word/2010/wordprocessingDrawing" xmlns:wp="http://schemas.openxmlformats.org/drawingml/2006/wordprocessingDrawing" xmlns:w10="urn:schemas-microsoft-com:office:word" xmlns:w="http://schemas.openxmlformats.org/wordprocessingml/2006/main" xmlns:w14="http://schemas.microsoft.com/office/word/2010/wordml" xmlns:w15="http://schemas.microsoft.com/office/word/2012/wordml" xmlns:w16cex="http://schemas.microsoft.com/office/word/2018/wordml/cex" xmlns:w16cid="http://schemas.microsoft.com/office/word/2016/wordml/cid" xmlns:w16="http://schemas.microsoft.com/office/word/2018/wordml" xmlns:w16du="http://schemas.microsoft.com/office/word/2023/wordml/word16du" xmlns:w16sdtdh="http://schemas.microsoft.com/office/word/2020/wordml/sdtdatahash" xmlns:w16sdtfl="http://schemas.microsoft.com/office/word/2024/wordml/sdtformatlock" xmlns:w16se="http://schemas.microsoft.com/office/word/2015/wordml/symex" xmlns:wpg="http://schemas.microsoft.com/office/word/2010/wordprocessingGroup" xmlns:wpi="http://schemas.microsoft.com/office/word/2010/wordprocessingInk" xmlns:wne="http://schemas.microsoft.com/office/word/2006/wordml" xmlns:wps="http://schemas.microsoft.com/office/word/2010/wordprocessingShape" mc:Ignorable="w14 w15 w16se w16cid w16 w16cex w16sdtdh w16sdtfl w16du wp14">
   <w:endnote w:type="separator" w:id="-1">
     <w:p>
       <w:r>
@@ -169,22 +246,16 @@
 </file>
 
 <file path=word/footer1.xml><?xml version="1.0" encoding="utf-8"?>
-<w:ftr xmlns:m="http://schemas.openxmlformats.org/officeDocument/2006/math" xmlns:mc="http://schemas.openxmlformats.org/markup-compatibility/2006" xmlns:mo="http://schemas.microsoft.com/office/mac/office/2008/main" xmlns:mv="urn:schemas-microsoft-com:mac:vml" xmlns:o="urn:schemas-microsoft-com:office:office" xmlns:r="http://schemas.openxmlformats.org/officeDocument/2006/relationships" xmlns:v="urn:schemas-microsoft-com:vml" xmlns:w10="urn:schemas-microsoft-com:office:word" xmlns:w14="http://schemas.microsoft.com/office/word/2010/wordml" xmlns:w="http://schemas.openxmlformats.org/wordprocessingml/2006/main" xmlns:wne="http://schemas.microsoft.com/office/word/2006/wordml" xmlns:wp14="http://schemas.microsoft.com/office/word/2010/wordprocessingDrawing" xmlns:wp="http://schemas.openxmlformats.org/drawingml/2006/wordprocessingDrawing" xmlns:wpc="http://schemas.microsoft.com/office/word/2010/wordprocessingCanvas" xmlns:wpg="http://schemas.microsoft.com/office/word/2010/wordprocessingGroup" xmlns:wpi="http://schemas.microsoft.com/office/word/2010/wordprocessingInk" xmlns:wps="http://schemas.microsoft.com/office/word/2010/wordprocessingShape" mc:Ignorable="w14 wp14">
+<w:ftr xmlns:wpc="http://schemas.microsoft.com/office/word/2010/wordprocessingCanvas" xmlns:cx="http://schemas.microsoft.com/office/drawing/2014/chartex" xmlns:cx1="http://schemas.microsoft.com/office/drawing/2015/9/8/chartex" xmlns:cx2="http://schemas.microsoft.com/office/drawing/2015/10/21/chartex" xmlns:cx3="http://schemas.microsoft.com/office/drawing/2016/5/9/chartex" xmlns:cx4="http://schemas.microsoft.com/office/drawing/2016/5/10/chartex" xmlns:cx5="http://schemas.microsoft.com/office/drawing/2016/5/11/chartex" xmlns:cx6="http://schemas.microsoft.com/office/drawing/2016/5/12/chartex" xmlns:cx7="http://schemas.microsoft.com/office/drawing/2016/5/13/chartex" xmlns:cx8="http://schemas.microsoft.com/office/drawing/2016/5/14/chartex" xmlns:mc="http://schemas.openxmlformats.org/markup-compatibility/2006" xmlns:aink="http://schemas.microsoft.com/office/drawing/2016/ink" xmlns:am3d="http://schemas.microsoft.com/office/drawing/2017/model3d" xmlns:o="urn:schemas-microsoft-com:office:office" xmlns:oel="http://schemas.microsoft.com/office/2019/extlst" xmlns:r="http://schemas.openxmlformats.org/officeDocument/2006/relationships" xmlns:m="http://schemas.openxmlformats.org/officeDocument/2006/math" xmlns:v="urn:schemas-microsoft-com:vml" xmlns:wp14="http://schemas.microsoft.com/office/word/2010/wordprocessingDrawing" xmlns:wp="http://schemas.openxmlformats.org/drawingml/2006/wordprocessingDrawing" xmlns:w10="urn:schemas-microsoft-com:office:word" xmlns:w="http://schemas.openxmlformats.org/wordprocessingml/2006/main" xmlns:w14="http://schemas.microsoft.com/office/word/2010/wordml" xmlns:w15="http://schemas.microsoft.com/office/word/2012/wordml" xmlns:w16cex="http://schemas.microsoft.com/office/word/2018/wordml/cex" xmlns:w16cid="http://schemas.microsoft.com/office/word/2016/wordml/cid" xmlns:w16="http://schemas.microsoft.com/office/word/2018/wordml" xmlns:w16du="http://schemas.microsoft.com/office/word/2023/wordml/word16du" xmlns:w16sdtdh="http://schemas.microsoft.com/office/word/2020/wordml/sdtdatahash" xmlns:w16sdtfl="http://schemas.microsoft.com/office/word/2024/wordml/sdtformatlock" xmlns:w16se="http://schemas.microsoft.com/office/word/2015/wordml/symex" xmlns:wpg="http://schemas.microsoft.com/office/word/2010/wordprocessingGroup" xmlns:wpi="http://schemas.microsoft.com/office/word/2010/wordprocessingInk" xmlns:wne="http://schemas.microsoft.com/office/word/2006/wordml" xmlns:wps="http://schemas.microsoft.com/office/word/2010/wordprocessingShape" mc:Ignorable="w14 w15 w16se w16cid w16 w16cex w16sdtdh w16sdtfl w16du wp14">
   <w:p>
-    <w:pPr>
-      <w:spacing w:line="240" w:lineRule="auto" w:before="0" w:after="0"/>
-      <w:jc w:val="left"/>
-    </w:pPr>
     <w:r>
       <w:rPr>
-        <w:rFonts w:ascii="Aptos" w:hAnsi="Aptos" w:eastAsia="Aptos" w:cs="Aptos"/>
         <w:sz w:val="18"/>
       </w:rPr>
       <w:t xml:space="preserve">From J.M. Larson and H.L. Stedge, </w:t>
     </w:r>
     <w:r>
       <w:rPr>
-        <w:rFonts w:ascii="Aptos" w:hAnsi="Aptos" w:eastAsia="Aptos" w:cs="Aptos"/>
         <w:i/>
         <w:sz w:val="18"/>
       </w:rPr>
@@ -192,7 +263,6 @@
     </w:r>
     <w:r>
       <w:rPr>
-        <w:rFonts w:ascii="Aptos" w:hAnsi="Aptos" w:eastAsia="Aptos" w:cs="Aptos"/>
         <w:sz w:val="18"/>
       </w:rPr>
       <w:t xml:space="preserve"> (Human Kinetics, 2027).</w:t>
@@ -202,7 +272,7 @@
 </file>
 
 <file path=word/footnotes.xml><?xml version="1.0" encoding="utf-8"?>
-<w:footnotes xmlns:wpc="http://schemas.microsoft.com/office/word/2010/wordprocessingCanvas" xmlns:cx="http://schemas.microsoft.com/office/drawing/2014/chartex" xmlns:cx1="http://schemas.microsoft.com/office/drawing/2015/9/8/chartex" xmlns:cx2="http://schemas.microsoft.com/office/drawing/2015/10/21/chartex" xmlns:cx3="http://schemas.microsoft.com/office/drawing/2016/5/9/chartex" xmlns:cx4="http://schemas.microsoft.com/office/drawing/2016/5/10/chartex" xmlns:cx5="http://schemas.microsoft.com/office/drawing/2016/5/11/chartex" xmlns:cx6="http://schemas.microsoft.com/office/drawing/2016/5/12/chartex" xmlns:cx7="http://schemas.microsoft.com/office/drawing/2016/5/13/chartex" xmlns:cx8="http://schemas.microsoft.com/office/drawing/2016/5/14/chartex" xmlns:mc="http://schemas.openxmlformats.org/markup-compatibility/2006" xmlns:aink="http://schemas.microsoft.com/office/drawing/2016/ink" xmlns:am3d="http://schemas.microsoft.com/office/drawing/2017/model3d" xmlns:o="urn:schemas-microsoft-com:office:office" xmlns:oel="http://schemas.microsoft.com/office/2019/extlst" xmlns:r="http://schemas.openxmlformats.org/officeDocument/2006/relationships" xmlns:m="http://schemas.openxmlformats.org/officeDocument/2006/math" xmlns:v="urn:schemas-microsoft-com:vml" xmlns:wp14="http://schemas.microsoft.com/office/word/2010/wordprocessingDrawing" xmlns:wp="http://schemas.openxmlformats.org/drawingml/2006/wordprocessingDrawing" xmlns:w10="urn:schemas-microsoft-com:office:word" xmlns:w="http://schemas.openxmlformats.org/wordprocessingml/2006/main" xmlns:w14="http://schemas.microsoft.com/office/word/2010/wordml" xmlns:w15="http://schemas.microsoft.com/office/word/2012/wordml" xmlns:w16cei="http://schemas.microsoft.com/office/word/2026/wordml/cei" xmlns:w16cex="http://schemas.microsoft.com/office/word/2018/wordml/cex" xmlns:w16cid="http://schemas.microsoft.com/office/word/2016/wordml/cid" xmlns:w16="http://schemas.microsoft.com/office/word/2018/wordml" xmlns:w16du="http://schemas.microsoft.com/office/word/2023/wordml/word16du" xmlns:w16sdtdh="http://schemas.microsoft.com/office/word/2020/wordml/sdtdatahash" xmlns:w16sdtfl="http://schemas.microsoft.com/office/word/2024/wordml/sdtformatlock" xmlns:w16se="http://schemas.microsoft.com/office/word/2015/wordml/symex" xmlns:wpg="http://schemas.microsoft.com/office/word/2010/wordprocessingGroup" xmlns:wpi="http://schemas.microsoft.com/office/word/2010/wordprocessingInk" xmlns:wne="http://schemas.microsoft.com/office/word/2006/wordml" xmlns:wps="http://schemas.microsoft.com/office/word/2010/wordprocessingShape" mc:Ignorable="w14 w15 w16se w16cid w16 w16cex w16sdtdh w16sdtfl w16du wp14">
+<w:footnotes xmlns:wpc="http://schemas.microsoft.com/office/word/2010/wordprocessingCanvas" xmlns:cx="http://schemas.microsoft.com/office/drawing/2014/chartex" xmlns:cx1="http://schemas.microsoft.com/office/drawing/2015/9/8/chartex" xmlns:cx2="http://schemas.microsoft.com/office/drawing/2015/10/21/chartex" xmlns:cx3="http://schemas.microsoft.com/office/drawing/2016/5/9/chartex" xmlns:cx4="http://schemas.microsoft.com/office/drawing/2016/5/10/chartex" xmlns:cx5="http://schemas.microsoft.com/office/drawing/2016/5/11/chartex" xmlns:cx6="http://schemas.microsoft.com/office/drawing/2016/5/12/chartex" xmlns:cx7="http://schemas.microsoft.com/office/drawing/2016/5/13/chartex" xmlns:cx8="http://schemas.microsoft.com/office/drawing/2016/5/14/chartex" xmlns:mc="http://schemas.openxmlformats.org/markup-compatibility/2006" xmlns:aink="http://schemas.microsoft.com/office/drawing/2016/ink" xmlns:am3d="http://schemas.microsoft.com/office/drawing/2017/model3d" xmlns:o="urn:schemas-microsoft-com:office:office" xmlns:oel="http://schemas.microsoft.com/office/2019/extlst" xmlns:r="http://schemas.openxmlformats.org/officeDocument/2006/relationships" xmlns:m="http://schemas.openxmlformats.org/officeDocument/2006/math" xmlns:v="urn:schemas-microsoft-com:vml" xmlns:wp14="http://schemas.microsoft.com/office/word/2010/wordprocessingDrawing" xmlns:wp="http://schemas.openxmlformats.org/drawingml/2006/wordprocessingDrawing" xmlns:w10="urn:schemas-microsoft-com:office:word" xmlns:w="http://schemas.openxmlformats.org/wordprocessingml/2006/main" xmlns:w14="http://schemas.microsoft.com/office/word/2010/wordml" xmlns:w15="http://schemas.microsoft.com/office/word/2012/wordml" xmlns:w16cex="http://schemas.microsoft.com/office/word/2018/wordml/cex" xmlns:w16cid="http://schemas.microsoft.com/office/word/2016/wordml/cid" xmlns:w16="http://schemas.microsoft.com/office/word/2018/wordml" xmlns:w16du="http://schemas.microsoft.com/office/word/2023/wordml/word16du" xmlns:w16sdtdh="http://schemas.microsoft.com/office/word/2020/wordml/sdtdatahash" xmlns:w16sdtfl="http://schemas.microsoft.com/office/word/2024/wordml/sdtformatlock" xmlns:w16se="http://schemas.microsoft.com/office/word/2015/wordml/symex" xmlns:wpg="http://schemas.microsoft.com/office/word/2010/wordprocessingGroup" xmlns:wpi="http://schemas.microsoft.com/office/word/2010/wordprocessingInk" xmlns:wne="http://schemas.microsoft.com/office/word/2006/wordml" xmlns:wps="http://schemas.microsoft.com/office/word/2010/wordprocessingShape" mc:Ignorable="w14 w15 w16se w16cid w16 w16cex w16sdtdh w16sdtfl w16du wp14">
   <w:footnote w:type="separator" w:id="-1">
     <w:p>
       <w:r>
@@ -221,7 +291,7 @@
 </file>
 
 <file path=word/numbering.xml><?xml version="1.0" encoding="utf-8"?>
-<w:numbering xmlns:wpc="http://schemas.microsoft.com/office/word/2010/wordprocessingCanvas" xmlns:cx="http://schemas.microsoft.com/office/drawing/2014/chartex" xmlns:cx1="http://schemas.microsoft.com/office/drawing/2015/9/8/chartex" xmlns:cx2="http://schemas.microsoft.com/office/drawing/2015/10/21/chartex" xmlns:cx3="http://schemas.microsoft.com/office/drawing/2016/5/9/chartex" xmlns:cx4="http://schemas.microsoft.com/office/drawing/2016/5/10/chartex" xmlns:cx5="http://schemas.microsoft.com/office/drawing/2016/5/11/chartex" xmlns:cx6="http://schemas.microsoft.com/office/drawing/2016/5/12/chartex" xmlns:cx7="http://schemas.microsoft.com/office/drawing/2016/5/13/chartex" xmlns:cx8="http://schemas.microsoft.com/office/drawing/2016/5/14/chartex" xmlns:mc="http://schemas.openxmlformats.org/markup-compatibility/2006" xmlns:aink="http://schemas.microsoft.com/office/drawing/2016/ink" xmlns:am3d="http://schemas.microsoft.com/office/drawing/2017/model3d" xmlns:o="urn:schemas-microsoft-com:office:office" xmlns:oel="http://schemas.microsoft.com/office/2019/extlst" xmlns:r="http://schemas.openxmlformats.org/officeDocument/2006/relationships" xmlns:m="http://schemas.openxmlformats.org/officeDocument/2006/math" xmlns:v="urn:schemas-microsoft-com:vml" xmlns:wp14="http://schemas.microsoft.com/office/word/2010/wordprocessingDrawing" xmlns:wp="http://schemas.openxmlformats.org/drawingml/2006/wordprocessingDrawing" xmlns:w10="urn:schemas-microsoft-com:office:word" xmlns:w="http://schemas.openxmlformats.org/wordprocessingml/2006/main" xmlns:w14="http://schemas.microsoft.com/office/word/2010/wordml" xmlns:w15="http://schemas.microsoft.com/office/word/2012/wordml" xmlns:w16cei="http://schemas.microsoft.com/office/word/2026/wordml/cei" xmlns:w16cex="http://schemas.microsoft.com/office/word/2018/wordml/cex" xmlns:w16cid="http://schemas.microsoft.com/office/word/2016/wordml/cid" xmlns:w16="http://schemas.microsoft.com/office/word/2018/wordml" xmlns:w16du="http://schemas.microsoft.com/office/word/2023/wordml/word16du" xmlns:w16sdtdh="http://schemas.microsoft.com/office/word/2020/wordml/sdtdatahash" xmlns:w16sdtfl="http://schemas.microsoft.com/office/word/2024/wordml/sdtformatlock" xmlns:w16se="http://schemas.microsoft.com/office/word/2015/wordml/symex" xmlns:wpg="http://schemas.microsoft.com/office/word/2010/wordprocessingGroup" xmlns:wpi="http://schemas.microsoft.com/office/word/2010/wordprocessingInk" xmlns:wne="http://schemas.microsoft.com/office/word/2006/wordml" xmlns:wps="http://schemas.microsoft.com/office/word/2010/wordprocessingShape" mc:Ignorable="w14 w15 w16se w16cid w16 w16cex w16sdtdh w16sdtfl w16du wp14">
+<w:numbering xmlns:wpc="http://schemas.microsoft.com/office/word/2010/wordprocessingCanvas" xmlns:cx="http://schemas.microsoft.com/office/drawing/2014/chartex" xmlns:cx1="http://schemas.microsoft.com/office/drawing/2015/9/8/chartex" xmlns:cx2="http://schemas.microsoft.com/office/drawing/2015/10/21/chartex" xmlns:cx3="http://schemas.microsoft.com/office/drawing/2016/5/9/chartex" xmlns:cx4="http://schemas.microsoft.com/office/drawing/2016/5/10/chartex" xmlns:cx5="http://schemas.microsoft.com/office/drawing/2016/5/11/chartex" xmlns:cx6="http://schemas.microsoft.com/office/drawing/2016/5/12/chartex" xmlns:cx7="http://schemas.microsoft.com/office/drawing/2016/5/13/chartex" xmlns:cx8="http://schemas.microsoft.com/office/drawing/2016/5/14/chartex" xmlns:mc="http://schemas.openxmlformats.org/markup-compatibility/2006" xmlns:aink="http://schemas.microsoft.com/office/drawing/2016/ink" xmlns:am3d="http://schemas.microsoft.com/office/drawing/2017/model3d" xmlns:o="urn:schemas-microsoft-com:office:office" xmlns:oel="http://schemas.microsoft.com/office/2019/extlst" xmlns:r="http://schemas.openxmlformats.org/officeDocument/2006/relationships" xmlns:m="http://schemas.openxmlformats.org/officeDocument/2006/math" xmlns:v="urn:schemas-microsoft-com:vml" xmlns:wp14="http://schemas.microsoft.com/office/word/2010/wordprocessingDrawing" xmlns:wp="http://schemas.openxmlformats.org/drawingml/2006/wordprocessingDrawing" xmlns:w10="urn:schemas-microsoft-com:office:word" xmlns:w="http://schemas.openxmlformats.org/wordprocessingml/2006/main" xmlns:w14="http://schemas.microsoft.com/office/word/2010/wordml" xmlns:w15="http://schemas.microsoft.com/office/word/2012/wordml" xmlns:w16cex="http://schemas.microsoft.com/office/word/2018/wordml/cex" xmlns:w16cid="http://schemas.microsoft.com/office/word/2016/wordml/cid" xmlns:w16="http://schemas.microsoft.com/office/word/2018/wordml" xmlns:w16du="http://schemas.microsoft.com/office/word/2023/wordml/word16du" xmlns:w16sdtdh="http://schemas.microsoft.com/office/word/2020/wordml/sdtdatahash" xmlns:w16sdtfl="http://schemas.microsoft.com/office/word/2024/wordml/sdtformatlock" xmlns:w16se="http://schemas.microsoft.com/office/word/2015/wordml/symex" xmlns:wpg="http://schemas.microsoft.com/office/word/2010/wordprocessingGroup" xmlns:wpi="http://schemas.microsoft.com/office/word/2010/wordprocessingInk" xmlns:wne="http://schemas.microsoft.com/office/word/2006/wordml" xmlns:wps="http://schemas.microsoft.com/office/word/2010/wordprocessingShape" mc:Ignorable="w14 w15 w16se w16cid w16 w16cex w16sdtdh w16sdtfl w16du wp14">
   <w:abstractNum w:abstractNumId="0" w15:restartNumberingAfterBreak="0">
     <w:nsid w:val="97248B5D"/>
     <w:multiLevelType w:val="hybridMultilevel"/>
@@ -2539,7 +2609,7 @@
     <w:qFormat/>
     <w:rsid w:val="00947F8A"/>
     <w:rPr>
-      <w:rFonts w:ascii="Aptos" w:eastAsia="Aptos" w:hAnsi="Aptos" w:cs="Aptos"/>
+      <w:rFonts w:cs="Aptos"/>
       <w:sz w:val="24"/>
       <w:szCs w:val="24"/>
     </w:rPr>
@@ -2743,6 +2813,7 @@
   <w:style w:type="character" w:default="1" w:styleId="DefaultParagraphFont">
     <w:name w:val="Default Paragraph Font"/>
     <w:uiPriority w:val="1"/>
+    <w:semiHidden/>
     <w:unhideWhenUsed/>
   </w:style>
   <w:style w:type="table" w:default="1" w:styleId="TableNormal">

--- a/assets/downloads/simulation-20/situation-and-setting.docx
+++ b/assets/downloads/simulation-20/situation-and-setting.docx
@@ -1,6 +1,6 @@
 
 <file path=word/document.xml><?xml version="1.0" encoding="utf-8"?>
-<w:document xmlns:wpc="http://schemas.microsoft.com/office/word/2010/wordprocessingCanvas" xmlns:cx="http://schemas.microsoft.com/office/drawing/2014/chartex" xmlns:cx1="http://schemas.microsoft.com/office/drawing/2015/9/8/chartex" xmlns:cx2="http://schemas.microsoft.com/office/drawing/2015/10/21/chartex" xmlns:cx3="http://schemas.microsoft.com/office/drawing/2016/5/9/chartex" xmlns:cx4="http://schemas.microsoft.com/office/drawing/2016/5/10/chartex" xmlns:cx5="http://schemas.microsoft.com/office/drawing/2016/5/11/chartex" xmlns:cx6="http://schemas.microsoft.com/office/drawing/2016/5/12/chartex" xmlns:cx7="http://schemas.microsoft.com/office/drawing/2016/5/13/chartex" xmlns:cx8="http://schemas.microsoft.com/office/drawing/2016/5/14/chartex" xmlns:mc="http://schemas.openxmlformats.org/markup-compatibility/2006" xmlns:aink="http://schemas.microsoft.com/office/drawing/2016/ink" xmlns:am3d="http://schemas.microsoft.com/office/drawing/2017/model3d" xmlns:o="urn:schemas-microsoft-com:office:office" xmlns:oel="http://schemas.microsoft.com/office/2019/extlst" xmlns:r="http://schemas.openxmlformats.org/officeDocument/2006/relationships" xmlns:m="http://schemas.openxmlformats.org/officeDocument/2006/math" xmlns:v="urn:schemas-microsoft-com:vml" xmlns:wp14="http://schemas.microsoft.com/office/word/2010/wordprocessingDrawing" xmlns:wp="http://schemas.openxmlformats.org/drawingml/2006/wordprocessingDrawing" xmlns:w10="urn:schemas-microsoft-com:office:word" xmlns:w="http://schemas.openxmlformats.org/wordprocessingml/2006/main" xmlns:w14="http://schemas.microsoft.com/office/word/2010/wordml" xmlns:w15="http://schemas.microsoft.com/office/word/2012/wordml" xmlns:w16cex="http://schemas.microsoft.com/office/word/2018/wordml/cex" xmlns:w16cid="http://schemas.microsoft.com/office/word/2016/wordml/cid" xmlns:w16="http://schemas.microsoft.com/office/word/2018/wordml" xmlns:w16du="http://schemas.microsoft.com/office/word/2023/wordml/word16du" xmlns:w16sdtdh="http://schemas.microsoft.com/office/word/2020/wordml/sdtdatahash" xmlns:w16sdtfl="http://schemas.microsoft.com/office/word/2024/wordml/sdtformatlock" xmlns:w16se="http://schemas.microsoft.com/office/word/2015/wordml/symex" xmlns:wpg="http://schemas.microsoft.com/office/word/2010/wordprocessingGroup" xmlns:wpi="http://schemas.microsoft.com/office/word/2010/wordprocessingInk" xmlns:wne="http://schemas.microsoft.com/office/word/2006/wordml" xmlns:wps="http://schemas.microsoft.com/office/word/2010/wordprocessingShape" mc:Ignorable="w14 w15 w16se w16cid w16 w16cex w16sdtdh w16sdtfl w16du wp14">
+<w:document xmlns:wpc="http://schemas.microsoft.com/office/word/2010/wordprocessingCanvas" xmlns:cx="http://schemas.microsoft.com/office/drawing/2014/chartex" xmlns:cx1="http://schemas.microsoft.com/office/drawing/2015/9/8/chartex" xmlns:cx2="http://schemas.microsoft.com/office/drawing/2015/10/21/chartex" xmlns:cx3="http://schemas.microsoft.com/office/drawing/2016/5/9/chartex" xmlns:cx4="http://schemas.microsoft.com/office/drawing/2016/5/10/chartex" xmlns:cx5="http://schemas.microsoft.com/office/drawing/2016/5/11/chartex" xmlns:cx6="http://schemas.microsoft.com/office/drawing/2016/5/12/chartex" xmlns:cx7="http://schemas.microsoft.com/office/drawing/2016/5/13/chartex" xmlns:cx8="http://schemas.microsoft.com/office/drawing/2016/5/14/chartex" xmlns:mc="http://schemas.openxmlformats.org/markup-compatibility/2006" xmlns:aink="http://schemas.microsoft.com/office/drawing/2016/ink" xmlns:am3d="http://schemas.microsoft.com/office/drawing/2017/model3d" xmlns:o="urn:schemas-microsoft-com:office:office" xmlns:oel="http://schemas.microsoft.com/office/2019/extlst" xmlns:r="http://schemas.openxmlformats.org/officeDocument/2006/relationships" xmlns:m="http://schemas.openxmlformats.org/officeDocument/2006/math" xmlns:v="urn:schemas-microsoft-com:vml" xmlns:wp14="http://schemas.microsoft.com/office/word/2010/wordprocessingDrawing" xmlns:wp="http://schemas.openxmlformats.org/drawingml/2006/wordprocessingDrawing" xmlns:w10="urn:schemas-microsoft-com:office:word" xmlns:w="http://schemas.openxmlformats.org/wordprocessingml/2006/main" xmlns:w14="http://schemas.microsoft.com/office/word/2010/wordml" xmlns:w15="http://schemas.microsoft.com/office/word/2012/wordml" xmlns:w16cei="http://schemas.microsoft.com/office/word/2026/wordml/cei" xmlns:w16cex="http://schemas.microsoft.com/office/word/2018/wordml/cex" xmlns:w16cid="http://schemas.microsoft.com/office/word/2016/wordml/cid" xmlns:w16="http://schemas.microsoft.com/office/word/2018/wordml" xmlns:w16du="http://schemas.microsoft.com/office/word/2023/wordml/word16du" xmlns:w16sdtdh="http://schemas.microsoft.com/office/word/2020/wordml/sdtdatahash" xmlns:w16sdtfl="http://schemas.microsoft.com/office/word/2024/wordml/sdtformatlock" xmlns:w16se="http://schemas.microsoft.com/office/word/2015/wordml/symex" xmlns:wpg="http://schemas.microsoft.com/office/word/2010/wordprocessingGroup" xmlns:wpi="http://schemas.microsoft.com/office/word/2010/wordprocessingInk" xmlns:wne="http://schemas.microsoft.com/office/word/2006/wordml" xmlns:wps="http://schemas.microsoft.com/office/word/2010/wordprocessingShape" mc:Ignorable="w14 w15 w16se w16cid w16 w16cex w16sdtdh w16sdtfl w16du wp14">
   <w:body>
     <w:p>
       <w:pPr>
@@ -10,10 +10,13 @@
           <w:color w:val="000000"/>
         </w:rPr>
       </w:pPr>
+      <w:bookmarkStart w:id="10" w:name="_Hlk216180563"/>
       <w:r>
         <w:rPr>
-          <w:rFonts w:ascii="Aptos" w:hAnsi="Aptos"/>
+          <w:rFonts w:ascii="Aptos" w:hAnsi="Aptos" w:eastAsia="Aptos" w:cs="Aptos"/>
           <w:color w:val="000000"/>
+          <w:sz w:val="40"/>
+          <w:szCs w:val="40"/>
         </w:rPr>
         <w:t>Situation and Setting</w:t>
       </w:r>
@@ -22,15 +25,26 @@
       <w:pPr>
         <w:spacing w:line="480" w:lineRule="auto"/>
         <w:rPr>
-          <w:b/>
-          <w:bCs/>
           <w:color w:val="000000"/>
         </w:rPr>
       </w:pPr>
       <w:r>
         <w:rPr>
-          <w:b/>
-          <w:bCs/>
+          <w:rFonts w:ascii="Aptos" w:hAnsi="Aptos" w:eastAsia="Aptos" w:cs="Aptos"/>
+          <w:color w:val="000000"/>
+        </w:rPr>
+        <w:t/>
+      </w:r>
+      <w:r>
+        <w:rPr>
+          <w:rFonts w:ascii="Aptos" w:hAnsi="Aptos" w:eastAsia="Aptos" w:cs="Aptos"/>
+          <w:color w:val="000000"/>
+        </w:rPr>
+        <w:t/>
+      </w:r>
+      <w:r>
+        <w:rPr>
+          <w:rFonts w:ascii="Aptos" w:hAnsi="Aptos" w:eastAsia="Aptos" w:cs="Aptos"/>
           <w:color w:val="000000"/>
         </w:rPr>
         <w:t>Simulation Situation</w:t>
@@ -47,62 +61,40 @@
       </w:pPr>
       <w:r>
         <w:rPr>
+          <w:rFonts w:ascii="Aptos" w:hAnsi="Aptos" w:eastAsia="Aptos" w:cs="Aptos"/>
           <w:color w:val="000000"/>
         </w:rPr>
-        <w:t xml:space="preserve">It is </w:t>
-      </w:r>
-      <w:proofErr w:type="gramStart"/>
-      <w:r>
-        <w:rPr>
-          <w:color w:val="000000"/>
-        </w:rPr>
-        <w:t>a morning</w:t>
-      </w:r>
-      <w:proofErr w:type="gramEnd"/>
-      <w:r>
-        <w:rPr>
-          <w:color w:val="000000"/>
-        </w:rPr>
-        <w:t xml:space="preserve"> practice at the university practice field. This is for the women’s soccer team, but practicing men’s players may assist or play with the team. Your patient could be male or female. In your pair, the head HCP is the person in your group whose letter of the last name is the latest in the alphabet. This head AT is the person who can help make decisions as needed. However, you are both certified ATs. You just witnessed two players collide. The image shown here is very similar to what you observed.</w:t>
+        <w:t>It is a morning practice at the university practice field. This is for the women’s soccer team, but practicing men’s players may assist or play with the team. Your patient could be male or female. In your pair, the head HCP is the person in your group whose letter of the last name is the latest in the alphabet. This head AT is the person who can help make decisions as needed. However, you are both certified ATs. You just witnessed two players collide. The image shown here is very similar to what you observed.</w:t>
       </w:r>
     </w:p>
     <w:p>
       <w:pPr>
-        <w:pStyle w:val="BodyText"/>
+        <w:keepNext/>
         <w:spacing w:line="480" w:lineRule="auto"/>
-        <w:ind w:left="0"/>
+        <w:jc w:val="center"/>
         <w:rPr>
+          <w:b/>
+          <w:bCs/>
           <w:color w:val="000000"/>
         </w:rPr>
       </w:pPr>
       <w:r>
-        <w:rPr>
-          <w:noProof/>
-          <w:color w:val="000000"/>
-        </w:rPr>
         <w:drawing>
-          <wp:inline distT="0" distB="0" distL="0" distR="0" wp14:anchorId="23CA03EF" wp14:editId="41C58DCD">
-            <wp:extent cx="3390900" cy="2712720"/>
-            <wp:effectExtent l="0" t="0" r="0" b="0"/>
-            <wp:docPr id="132019811" name="Picture 1"/>
+          <wp:inline xmlns:a="http://schemas.openxmlformats.org/drawingml/2006/main" xmlns:pic="http://schemas.openxmlformats.org/drawingml/2006/picture">
+            <wp:extent cx="5943600" cy="4754582"/>
+            <wp:docPr id="1" name="Picture 1" descr="Clinical reference image 1480888933"/>
             <wp:cNvGraphicFramePr>
-              <a:graphicFrameLocks xmlns:a="http://schemas.openxmlformats.org/drawingml/2006/main" noChangeAspect="1"/>
+              <a:graphicFrameLocks noChangeAspect="1"/>
             </wp:cNvGraphicFramePr>
-            <a:graphic xmlns:a="http://schemas.openxmlformats.org/drawingml/2006/main">
+            <a:graphic>
               <a:graphicData uri="http://schemas.openxmlformats.org/drawingml/2006/picture">
-                <pic:pic xmlns:pic="http://schemas.openxmlformats.org/drawingml/2006/picture">
+                <pic:pic>
                   <pic:nvPicPr>
-                    <pic:cNvPr id="132019811" name="Picture 132019811"/>
+                    <pic:cNvPr id="0" name="1480888933.jpg"/>
                     <pic:cNvPicPr/>
                   </pic:nvPicPr>
                   <pic:blipFill>
-                    <a:blip r:embed="rId7" cstate="print">
-                      <a:extLst>
-                        <a:ext uri="{28A0092B-C50C-407E-A947-70E740481C1C}">
-                          <a14:useLocalDpi xmlns:a14="http://schemas.microsoft.com/office/drawing/2010/main" val="0"/>
-                        </a:ext>
-                      </a:extLst>
-                    </a:blip>
+                    <a:blip r:embed="rId9"/>
                     <a:stretch>
                       <a:fillRect/>
                     </a:stretch>
@@ -110,11 +102,9 @@
                   <pic:spPr>
                     <a:xfrm>
                       <a:off x="0" y="0"/>
-                      <a:ext cx="3390900" cy="2712720"/>
+                      <a:ext cx="5943600" cy="4754582"/>
                     </a:xfrm>
-                    <a:prstGeom prst="rect">
-                      <a:avLst/>
-                    </a:prstGeom>
+                    <a:prstGeom prst="rect"/>
                   </pic:spPr>
                 </pic:pic>
               </a:graphicData>
@@ -126,39 +116,21 @@
     <w:p>
       <w:pPr>
         <w:pStyle w:val="BodyText"/>
+        <w:keepNext/>
         <w:spacing w:line="480" w:lineRule="auto"/>
         <w:ind w:left="0"/>
         <w:rPr>
-          <w:color w:val="000000"/>
-          <w:sz w:val="22"/>
-          <w:szCs w:val="22"/>
+          <w:b/>
+          <w:bCs/>
+          <w:color w:val="000000" w:themeColor="text1"/>
         </w:rPr>
       </w:pPr>
       <w:r>
         <w:rPr>
+          <w:rFonts w:ascii="Aptos" w:hAnsi="Aptos" w:eastAsia="Aptos" w:cs="Aptos"/>
           <w:color w:val="000000"/>
-          <w:sz w:val="22"/>
-          <w:szCs w:val="22"/>
         </w:rPr>
-        <w:t xml:space="preserve">Two soccer players </w:t>
-      </w:r>
-      <w:proofErr w:type="gramStart"/>
-      <w:r>
-        <w:rPr>
-          <w:color w:val="000000"/>
-          <w:sz w:val="22"/>
-          <w:szCs w:val="22"/>
-        </w:rPr>
-        <w:t>collide</w:t>
-      </w:r>
-      <w:proofErr w:type="gramEnd"/>
-      <w:r>
-        <w:rPr>
-          <w:color w:val="000000"/>
-          <w:sz w:val="22"/>
-          <w:szCs w:val="22"/>
-        </w:rPr>
-        <w:t xml:space="preserve"> making a header.</w:t>
+        <w:t>Two soccer players collide making a header.</w:t>
       </w:r>
     </w:p>
     <w:p>
@@ -168,15 +140,14 @@
         <w:ind w:left="0"/>
         <w:rPr>
           <w:color w:val="000000"/>
-          <w:sz w:val="22"/>
-          <w:szCs w:val="22"/>
         </w:rPr>
       </w:pPr>
       <w:r>
         <w:rPr>
+          <w:rFonts w:ascii="Aptos" w:hAnsi="Aptos" w:eastAsia="Aptos" w:cs="Aptos"/>
           <w:color w:val="000000" w:themeColor="text1"/>
-          <w:sz w:val="22"/>
-          <w:szCs w:val="22"/>
+          <w:sz w:val="20"/>
+          <w:szCs w:val="20"/>
         </w:rPr>
         <w:t>Kyle Rivas/Getty Images</w:t>
       </w:r>
@@ -187,17 +158,15 @@
         <w:spacing w:line="480" w:lineRule="auto"/>
         <w:ind w:left="0"/>
         <w:rPr>
-          <w:b/>
-          <w:bCs/>
           <w:color w:val="000000"/>
         </w:rPr>
       </w:pPr>
       <w:r>
         <w:rPr>
-          <w:b/>
-          <w:bCs/>
+          <w:rFonts w:ascii="Aptos" w:hAnsi="Aptos" w:eastAsia="Aptos" w:cs="Aptos"/>
           <w:color w:val="000000"/>
         </w:rPr>
+        <w:lastRenderedPageBreak/>
         <w:t>Setting</w:t>
       </w:r>
     </w:p>
@@ -210,13 +179,14 @@
       </w:pPr>
       <w:r>
         <w:rPr>
+          <w:rFonts w:ascii="Aptos" w:hAnsi="Aptos" w:eastAsia="Aptos" w:cs="Aptos"/>
           <w:color w:val="000000"/>
         </w:rPr>
         <w:t>Soccer practice, outside, on the field, current temperature and conditions</w:t>
       </w:r>
     </w:p>
     <w:sectPr>
-      <w:footerReference w:type="default" r:id="rId8"/>
+      <w:footerReference w:type="default" r:id="rId10"/>
       <w:pgSz w:w="12240" w:h="15840"/>
       <w:pgMar w:top="1440" w:right="1440" w:bottom="1440" w:left="1440" w:header="706" w:footer="706" w:gutter="0"/>
       <w:cols w:space="720"/>
@@ -227,7 +197,7 @@
 </file>
 
 <file path=word/endnotes.xml><?xml version="1.0" encoding="utf-8"?>
-<w:endnotes xmlns:wpc="http://schemas.microsoft.com/office/word/2010/wordprocessingCanvas" xmlns:cx="http://schemas.microsoft.com/office/drawing/2014/chartex" xmlns:cx1="http://schemas.microsoft.com/office/drawing/2015/9/8/chartex" xmlns:cx2="http://schemas.microsoft.com/office/drawing/2015/10/21/chartex" xmlns:cx3="http://schemas.microsoft.com/office/drawing/2016/5/9/chartex" xmlns:cx4="http://schemas.microsoft.com/office/drawing/2016/5/10/chartex" xmlns:cx5="http://schemas.microsoft.com/office/drawing/2016/5/11/chartex" xmlns:cx6="http://schemas.microsoft.com/office/drawing/2016/5/12/chartex" xmlns:cx7="http://schemas.microsoft.com/office/drawing/2016/5/13/chartex" xmlns:cx8="http://schemas.microsoft.com/office/drawing/2016/5/14/chartex" xmlns:mc="http://schemas.openxmlformats.org/markup-compatibility/2006" xmlns:aink="http://schemas.microsoft.com/office/drawing/2016/ink" xmlns:am3d="http://schemas.microsoft.com/office/drawing/2017/model3d" xmlns:o="urn:schemas-microsoft-com:office:office" xmlns:oel="http://schemas.microsoft.com/office/2019/extlst" xmlns:r="http://schemas.openxmlformats.org/officeDocument/2006/relationships" xmlns:m="http://schemas.openxmlformats.org/officeDocument/2006/math" xmlns:v="urn:schemas-microsoft-com:vml" xmlns:wp14="http://schemas.microsoft.com/office/word/2010/wordprocessingDrawing" xmlns:wp="http://schemas.openxmlformats.org/drawingml/2006/wordprocessingDrawing" xmlns:w10="urn:schemas-microsoft-com:office:word" xmlns:w="http://schemas.openxmlformats.org/wordprocessingml/2006/main" xmlns:w14="http://schemas.microsoft.com/office/word/2010/wordml" xmlns:w15="http://schemas.microsoft.com/office/word/2012/wordml" xmlns:w16cex="http://schemas.microsoft.com/office/word/2018/wordml/cex" xmlns:w16cid="http://schemas.microsoft.com/office/word/2016/wordml/cid" xmlns:w16="http://schemas.microsoft.com/office/word/2018/wordml" xmlns:w16du="http://schemas.microsoft.com/office/word/2023/wordml/word16du" xmlns:w16sdtdh="http://schemas.microsoft.com/office/word/2020/wordml/sdtdatahash" xmlns:w16sdtfl="http://schemas.microsoft.com/office/word/2024/wordml/sdtformatlock" xmlns:w16se="http://schemas.microsoft.com/office/word/2015/wordml/symex" xmlns:wpg="http://schemas.microsoft.com/office/word/2010/wordprocessingGroup" xmlns:wpi="http://schemas.microsoft.com/office/word/2010/wordprocessingInk" xmlns:wne="http://schemas.microsoft.com/office/word/2006/wordml" xmlns:wps="http://schemas.microsoft.com/office/word/2010/wordprocessingShape" mc:Ignorable="w14 w15 w16se w16cid w16 w16cex w16sdtdh w16sdtfl w16du wp14">
+<w:endnotes xmlns:wpc="http://schemas.microsoft.com/office/word/2010/wordprocessingCanvas" xmlns:cx="http://schemas.microsoft.com/office/drawing/2014/chartex" xmlns:cx1="http://schemas.microsoft.com/office/drawing/2015/9/8/chartex" xmlns:cx2="http://schemas.microsoft.com/office/drawing/2015/10/21/chartex" xmlns:cx3="http://schemas.microsoft.com/office/drawing/2016/5/9/chartex" xmlns:cx4="http://schemas.microsoft.com/office/drawing/2016/5/10/chartex" xmlns:cx5="http://schemas.microsoft.com/office/drawing/2016/5/11/chartex" xmlns:cx6="http://schemas.microsoft.com/office/drawing/2016/5/12/chartex" xmlns:cx7="http://schemas.microsoft.com/office/drawing/2016/5/13/chartex" xmlns:cx8="http://schemas.microsoft.com/office/drawing/2016/5/14/chartex" xmlns:mc="http://schemas.openxmlformats.org/markup-compatibility/2006" xmlns:aink="http://schemas.microsoft.com/office/drawing/2016/ink" xmlns:am3d="http://schemas.microsoft.com/office/drawing/2017/model3d" xmlns:o="urn:schemas-microsoft-com:office:office" xmlns:oel="http://schemas.microsoft.com/office/2019/extlst" xmlns:r="http://schemas.openxmlformats.org/officeDocument/2006/relationships" xmlns:m="http://schemas.openxmlformats.org/officeDocument/2006/math" xmlns:v="urn:schemas-microsoft-com:vml" xmlns:wp14="http://schemas.microsoft.com/office/word/2010/wordprocessingDrawing" xmlns:wp="http://schemas.openxmlformats.org/drawingml/2006/wordprocessingDrawing" xmlns:w10="urn:schemas-microsoft-com:office:word" xmlns:w="http://schemas.openxmlformats.org/wordprocessingml/2006/main" xmlns:w14="http://schemas.microsoft.com/office/word/2010/wordml" xmlns:w15="http://schemas.microsoft.com/office/word/2012/wordml" xmlns:w16cei="http://schemas.microsoft.com/office/word/2026/wordml/cei" xmlns:w16cex="http://schemas.microsoft.com/office/word/2018/wordml/cex" xmlns:w16cid="http://schemas.microsoft.com/office/word/2016/wordml/cid" xmlns:w16="http://schemas.microsoft.com/office/word/2018/wordml" xmlns:w16du="http://schemas.microsoft.com/office/word/2023/wordml/word16du" xmlns:w16sdtdh="http://schemas.microsoft.com/office/word/2020/wordml/sdtdatahash" xmlns:w16sdtfl="http://schemas.microsoft.com/office/word/2024/wordml/sdtformatlock" xmlns:w16se="http://schemas.microsoft.com/office/word/2015/wordml/symex" xmlns:wpg="http://schemas.microsoft.com/office/word/2010/wordprocessingGroup" xmlns:wpi="http://schemas.microsoft.com/office/word/2010/wordprocessingInk" xmlns:wne="http://schemas.microsoft.com/office/word/2006/wordml" xmlns:wps="http://schemas.microsoft.com/office/word/2010/wordprocessingShape" mc:Ignorable="w14 w15 w16se w16cid w16 w16cex w16sdtdh w16sdtfl w16du wp14">
   <w:endnote w:type="separator" w:id="-1">
     <w:p>
       <w:r>
@@ -246,16 +216,22 @@
 </file>
 
 <file path=word/footer1.xml><?xml version="1.0" encoding="utf-8"?>
-<w:ftr xmlns:wpc="http://schemas.microsoft.com/office/word/2010/wordprocessingCanvas" xmlns:cx="http://schemas.microsoft.com/office/drawing/2014/chartex" xmlns:cx1="http://schemas.microsoft.com/office/drawing/2015/9/8/chartex" xmlns:cx2="http://schemas.microsoft.com/office/drawing/2015/10/21/chartex" xmlns:cx3="http://schemas.microsoft.com/office/drawing/2016/5/9/chartex" xmlns:cx4="http://schemas.microsoft.com/office/drawing/2016/5/10/chartex" xmlns:cx5="http://schemas.microsoft.com/office/drawing/2016/5/11/chartex" xmlns:cx6="http://schemas.microsoft.com/office/drawing/2016/5/12/chartex" xmlns:cx7="http://schemas.microsoft.com/office/drawing/2016/5/13/chartex" xmlns:cx8="http://schemas.microsoft.com/office/drawing/2016/5/14/chartex" xmlns:mc="http://schemas.openxmlformats.org/markup-compatibility/2006" xmlns:aink="http://schemas.microsoft.com/office/drawing/2016/ink" xmlns:am3d="http://schemas.microsoft.com/office/drawing/2017/model3d" xmlns:o="urn:schemas-microsoft-com:office:office" xmlns:oel="http://schemas.microsoft.com/office/2019/extlst" xmlns:r="http://schemas.openxmlformats.org/officeDocument/2006/relationships" xmlns:m="http://schemas.openxmlformats.org/officeDocument/2006/math" xmlns:v="urn:schemas-microsoft-com:vml" xmlns:wp14="http://schemas.microsoft.com/office/word/2010/wordprocessingDrawing" xmlns:wp="http://schemas.openxmlformats.org/drawingml/2006/wordprocessingDrawing" xmlns:w10="urn:schemas-microsoft-com:office:word" xmlns:w="http://schemas.openxmlformats.org/wordprocessingml/2006/main" xmlns:w14="http://schemas.microsoft.com/office/word/2010/wordml" xmlns:w15="http://schemas.microsoft.com/office/word/2012/wordml" xmlns:w16cex="http://schemas.microsoft.com/office/word/2018/wordml/cex" xmlns:w16cid="http://schemas.microsoft.com/office/word/2016/wordml/cid" xmlns:w16="http://schemas.microsoft.com/office/word/2018/wordml" xmlns:w16du="http://schemas.microsoft.com/office/word/2023/wordml/word16du" xmlns:w16sdtdh="http://schemas.microsoft.com/office/word/2020/wordml/sdtdatahash" xmlns:w16sdtfl="http://schemas.microsoft.com/office/word/2024/wordml/sdtformatlock" xmlns:w16se="http://schemas.microsoft.com/office/word/2015/wordml/symex" xmlns:wpg="http://schemas.microsoft.com/office/word/2010/wordprocessingGroup" xmlns:wpi="http://schemas.microsoft.com/office/word/2010/wordprocessingInk" xmlns:wne="http://schemas.microsoft.com/office/word/2006/wordml" xmlns:wps="http://schemas.microsoft.com/office/word/2010/wordprocessingShape" mc:Ignorable="w14 w15 w16se w16cid w16 w16cex w16sdtdh w16sdtfl w16du wp14">
+<w:ftr xmlns:m="http://schemas.openxmlformats.org/officeDocument/2006/math" xmlns:mc="http://schemas.openxmlformats.org/markup-compatibility/2006" xmlns:mo="http://schemas.microsoft.com/office/mac/office/2008/main" xmlns:mv="urn:schemas-microsoft-com:mac:vml" xmlns:o="urn:schemas-microsoft-com:office:office" xmlns:r="http://schemas.openxmlformats.org/officeDocument/2006/relationships" xmlns:v="urn:schemas-microsoft-com:vml" xmlns:w10="urn:schemas-microsoft-com:office:word" xmlns:w14="http://schemas.microsoft.com/office/word/2010/wordml" xmlns:w="http://schemas.openxmlformats.org/wordprocessingml/2006/main" xmlns:wne="http://schemas.microsoft.com/office/word/2006/wordml" xmlns:wp14="http://schemas.microsoft.com/office/word/2010/wordprocessingDrawing" xmlns:wp="http://schemas.openxmlformats.org/drawingml/2006/wordprocessingDrawing" xmlns:wpc="http://schemas.microsoft.com/office/word/2010/wordprocessingCanvas" xmlns:wpg="http://schemas.microsoft.com/office/word/2010/wordprocessingGroup" xmlns:wpi="http://schemas.microsoft.com/office/word/2010/wordprocessingInk" xmlns:wps="http://schemas.microsoft.com/office/word/2010/wordprocessingShape" mc:Ignorable="w14 wp14">
   <w:p>
+    <w:pPr>
+      <w:spacing w:line="240" w:lineRule="auto" w:before="0" w:after="0"/>
+      <w:jc w:val="left"/>
+    </w:pPr>
     <w:r>
       <w:rPr>
+        <w:rFonts w:ascii="Aptos" w:hAnsi="Aptos" w:eastAsia="Aptos" w:cs="Aptos"/>
         <w:sz w:val="18"/>
       </w:rPr>
       <w:t xml:space="preserve">From J.M. Larson and H.L. Stedge, </w:t>
     </w:r>
     <w:r>
       <w:rPr>
+        <w:rFonts w:ascii="Aptos" w:hAnsi="Aptos" w:eastAsia="Aptos" w:cs="Aptos"/>
         <w:i/>
         <w:sz w:val="18"/>
       </w:rPr>
@@ -263,6 +239,7 @@
     </w:r>
     <w:r>
       <w:rPr>
+        <w:rFonts w:ascii="Aptos" w:hAnsi="Aptos" w:eastAsia="Aptos" w:cs="Aptos"/>
         <w:sz w:val="18"/>
       </w:rPr>
       <w:t xml:space="preserve"> (Human Kinetics, 2027).</w:t>
@@ -272,7 +249,7 @@
 </file>
 
 <file path=word/footnotes.xml><?xml version="1.0" encoding="utf-8"?>
-<w:footnotes xmlns:wpc="http://schemas.microsoft.com/office/word/2010/wordprocessingCanvas" xmlns:cx="http://schemas.microsoft.com/office/drawing/2014/chartex" xmlns:cx1="http://schemas.microsoft.com/office/drawing/2015/9/8/chartex" xmlns:cx2="http://schemas.microsoft.com/office/drawing/2015/10/21/chartex" xmlns:cx3="http://schemas.microsoft.com/office/drawing/2016/5/9/chartex" xmlns:cx4="http://schemas.microsoft.com/office/drawing/2016/5/10/chartex" xmlns:cx5="http://schemas.microsoft.com/office/drawing/2016/5/11/chartex" xmlns:cx6="http://schemas.microsoft.com/office/drawing/2016/5/12/chartex" xmlns:cx7="http://schemas.microsoft.com/office/drawing/2016/5/13/chartex" xmlns:cx8="http://schemas.microsoft.com/office/drawing/2016/5/14/chartex" xmlns:mc="http://schemas.openxmlformats.org/markup-compatibility/2006" xmlns:aink="http://schemas.microsoft.com/office/drawing/2016/ink" xmlns:am3d="http://schemas.microsoft.com/office/drawing/2017/model3d" xmlns:o="urn:schemas-microsoft-com:office:office" xmlns:oel="http://schemas.microsoft.com/office/2019/extlst" xmlns:r="http://schemas.openxmlformats.org/officeDocument/2006/relationships" xmlns:m="http://schemas.openxmlformats.org/officeDocument/2006/math" xmlns:v="urn:schemas-microsoft-com:vml" xmlns:wp14="http://schemas.microsoft.com/office/word/2010/wordprocessingDrawing" xmlns:wp="http://schemas.openxmlformats.org/drawingml/2006/wordprocessingDrawing" xmlns:w10="urn:schemas-microsoft-com:office:word" xmlns:w="http://schemas.openxmlformats.org/wordprocessingml/2006/main" xmlns:w14="http://schemas.microsoft.com/office/word/2010/wordml" xmlns:w15="http://schemas.microsoft.com/office/word/2012/wordml" xmlns:w16cex="http://schemas.microsoft.com/office/word/2018/wordml/cex" xmlns:w16cid="http://schemas.microsoft.com/office/word/2016/wordml/cid" xmlns:w16="http://schemas.microsoft.com/office/word/2018/wordml" xmlns:w16du="http://schemas.microsoft.com/office/word/2023/wordml/word16du" xmlns:w16sdtdh="http://schemas.microsoft.com/office/word/2020/wordml/sdtdatahash" xmlns:w16sdtfl="http://schemas.microsoft.com/office/word/2024/wordml/sdtformatlock" xmlns:w16se="http://schemas.microsoft.com/office/word/2015/wordml/symex" xmlns:wpg="http://schemas.microsoft.com/office/word/2010/wordprocessingGroup" xmlns:wpi="http://schemas.microsoft.com/office/word/2010/wordprocessingInk" xmlns:wne="http://schemas.microsoft.com/office/word/2006/wordml" xmlns:wps="http://schemas.microsoft.com/office/word/2010/wordprocessingShape" mc:Ignorable="w14 w15 w16se w16cid w16 w16cex w16sdtdh w16sdtfl w16du wp14">
+<w:footnotes xmlns:wpc="http://schemas.microsoft.com/office/word/2010/wordprocessingCanvas" xmlns:cx="http://schemas.microsoft.com/office/drawing/2014/chartex" xmlns:cx1="http://schemas.microsoft.com/office/drawing/2015/9/8/chartex" xmlns:cx2="http://schemas.microsoft.com/office/drawing/2015/10/21/chartex" xmlns:cx3="http://schemas.microsoft.com/office/drawing/2016/5/9/chartex" xmlns:cx4="http://schemas.microsoft.com/office/drawing/2016/5/10/chartex" xmlns:cx5="http://schemas.microsoft.com/office/drawing/2016/5/11/chartex" xmlns:cx6="http://schemas.microsoft.com/office/drawing/2016/5/12/chartex" xmlns:cx7="http://schemas.microsoft.com/office/drawing/2016/5/13/chartex" xmlns:cx8="http://schemas.microsoft.com/office/drawing/2016/5/14/chartex" xmlns:mc="http://schemas.openxmlformats.org/markup-compatibility/2006" xmlns:aink="http://schemas.microsoft.com/office/drawing/2016/ink" xmlns:am3d="http://schemas.microsoft.com/office/drawing/2017/model3d" xmlns:o="urn:schemas-microsoft-com:office:office" xmlns:oel="http://schemas.microsoft.com/office/2019/extlst" xmlns:r="http://schemas.openxmlformats.org/officeDocument/2006/relationships" xmlns:m="http://schemas.openxmlformats.org/officeDocument/2006/math" xmlns:v="urn:schemas-microsoft-com:vml" xmlns:wp14="http://schemas.microsoft.com/office/word/2010/wordprocessingDrawing" xmlns:wp="http://schemas.openxmlformats.org/drawingml/2006/wordprocessingDrawing" xmlns:w10="urn:schemas-microsoft-com:office:word" xmlns:w="http://schemas.openxmlformats.org/wordprocessingml/2006/main" xmlns:w14="http://schemas.microsoft.com/office/word/2010/wordml" xmlns:w15="http://schemas.microsoft.com/office/word/2012/wordml" xmlns:w16cei="http://schemas.microsoft.com/office/word/2026/wordml/cei" xmlns:w16cex="http://schemas.microsoft.com/office/word/2018/wordml/cex" xmlns:w16cid="http://schemas.microsoft.com/office/word/2016/wordml/cid" xmlns:w16="http://schemas.microsoft.com/office/word/2018/wordml" xmlns:w16du="http://schemas.microsoft.com/office/word/2023/wordml/word16du" xmlns:w16sdtdh="http://schemas.microsoft.com/office/word/2020/wordml/sdtdatahash" xmlns:w16sdtfl="http://schemas.microsoft.com/office/word/2024/wordml/sdtformatlock" xmlns:w16se="http://schemas.microsoft.com/office/word/2015/wordml/symex" xmlns:wpg="http://schemas.microsoft.com/office/word/2010/wordprocessingGroup" xmlns:wpi="http://schemas.microsoft.com/office/word/2010/wordprocessingInk" xmlns:wne="http://schemas.microsoft.com/office/word/2006/wordml" xmlns:wps="http://schemas.microsoft.com/office/word/2010/wordprocessingShape" mc:Ignorable="w14 w15 w16se w16cid w16 w16cex w16sdtdh w16sdtfl w16du wp14">
   <w:footnote w:type="separator" w:id="-1">
     <w:p>
       <w:r>
@@ -291,7 +268,7 @@
 </file>
 
 <file path=word/numbering.xml><?xml version="1.0" encoding="utf-8"?>
-<w:numbering xmlns:wpc="http://schemas.microsoft.com/office/word/2010/wordprocessingCanvas" xmlns:cx="http://schemas.microsoft.com/office/drawing/2014/chartex" xmlns:cx1="http://schemas.microsoft.com/office/drawing/2015/9/8/chartex" xmlns:cx2="http://schemas.microsoft.com/office/drawing/2015/10/21/chartex" xmlns:cx3="http://schemas.microsoft.com/office/drawing/2016/5/9/chartex" xmlns:cx4="http://schemas.microsoft.com/office/drawing/2016/5/10/chartex" xmlns:cx5="http://schemas.microsoft.com/office/drawing/2016/5/11/chartex" xmlns:cx6="http://schemas.microsoft.com/office/drawing/2016/5/12/chartex" xmlns:cx7="http://schemas.microsoft.com/office/drawing/2016/5/13/chartex" xmlns:cx8="http://schemas.microsoft.com/office/drawing/2016/5/14/chartex" xmlns:mc="http://schemas.openxmlformats.org/markup-compatibility/2006" xmlns:aink="http://schemas.microsoft.com/office/drawing/2016/ink" xmlns:am3d="http://schemas.microsoft.com/office/drawing/2017/model3d" xmlns:o="urn:schemas-microsoft-com:office:office" xmlns:oel="http://schemas.microsoft.com/office/2019/extlst" xmlns:r="http://schemas.openxmlformats.org/officeDocument/2006/relationships" xmlns:m="http://schemas.openxmlformats.org/officeDocument/2006/math" xmlns:v="urn:schemas-microsoft-com:vml" xmlns:wp14="http://schemas.microsoft.com/office/word/2010/wordprocessingDrawing" xmlns:wp="http://schemas.openxmlformats.org/drawingml/2006/wordprocessingDrawing" xmlns:w10="urn:schemas-microsoft-com:office:word" xmlns:w="http://schemas.openxmlformats.org/wordprocessingml/2006/main" xmlns:w14="http://schemas.microsoft.com/office/word/2010/wordml" xmlns:w15="http://schemas.microsoft.com/office/word/2012/wordml" xmlns:w16cex="http://schemas.microsoft.com/office/word/2018/wordml/cex" xmlns:w16cid="http://schemas.microsoft.com/office/word/2016/wordml/cid" xmlns:w16="http://schemas.microsoft.com/office/word/2018/wordml" xmlns:w16du="http://schemas.microsoft.com/office/word/2023/wordml/word16du" xmlns:w16sdtdh="http://schemas.microsoft.com/office/word/2020/wordml/sdtdatahash" xmlns:w16sdtfl="http://schemas.microsoft.com/office/word/2024/wordml/sdtformatlock" xmlns:w16se="http://schemas.microsoft.com/office/word/2015/wordml/symex" xmlns:wpg="http://schemas.microsoft.com/office/word/2010/wordprocessingGroup" xmlns:wpi="http://schemas.microsoft.com/office/word/2010/wordprocessingInk" xmlns:wne="http://schemas.microsoft.com/office/word/2006/wordml" xmlns:wps="http://schemas.microsoft.com/office/word/2010/wordprocessingShape" mc:Ignorable="w14 w15 w16se w16cid w16 w16cex w16sdtdh w16sdtfl w16du wp14">
+<w:numbering xmlns:wpc="http://schemas.microsoft.com/office/word/2010/wordprocessingCanvas" xmlns:cx="http://schemas.microsoft.com/office/drawing/2014/chartex" xmlns:cx1="http://schemas.microsoft.com/office/drawing/2015/9/8/chartex" xmlns:cx2="http://schemas.microsoft.com/office/drawing/2015/10/21/chartex" xmlns:cx3="http://schemas.microsoft.com/office/drawing/2016/5/9/chartex" xmlns:cx4="http://schemas.microsoft.com/office/drawing/2016/5/10/chartex" xmlns:cx5="http://schemas.microsoft.com/office/drawing/2016/5/11/chartex" xmlns:cx6="http://schemas.microsoft.com/office/drawing/2016/5/12/chartex" xmlns:cx7="http://schemas.microsoft.com/office/drawing/2016/5/13/chartex" xmlns:cx8="http://schemas.microsoft.com/office/drawing/2016/5/14/chartex" xmlns:mc="http://schemas.openxmlformats.org/markup-compatibility/2006" xmlns:aink="http://schemas.microsoft.com/office/drawing/2016/ink" xmlns:am3d="http://schemas.microsoft.com/office/drawing/2017/model3d" xmlns:o="urn:schemas-microsoft-com:office:office" xmlns:oel="http://schemas.microsoft.com/office/2019/extlst" xmlns:r="http://schemas.openxmlformats.org/officeDocument/2006/relationships" xmlns:m="http://schemas.openxmlformats.org/officeDocument/2006/math" xmlns:v="urn:schemas-microsoft-com:vml" xmlns:wp14="http://schemas.microsoft.com/office/word/2010/wordprocessingDrawing" xmlns:wp="http://schemas.openxmlformats.org/drawingml/2006/wordprocessingDrawing" xmlns:w10="urn:schemas-microsoft-com:office:word" xmlns:w="http://schemas.openxmlformats.org/wordprocessingml/2006/main" xmlns:w14="http://schemas.microsoft.com/office/word/2010/wordml" xmlns:w15="http://schemas.microsoft.com/office/word/2012/wordml" xmlns:w16cei="http://schemas.microsoft.com/office/word/2026/wordml/cei" xmlns:w16cex="http://schemas.microsoft.com/office/word/2018/wordml/cex" xmlns:w16cid="http://schemas.microsoft.com/office/word/2016/wordml/cid" xmlns:w16="http://schemas.microsoft.com/office/word/2018/wordml" xmlns:w16du="http://schemas.microsoft.com/office/word/2023/wordml/word16du" xmlns:w16sdtdh="http://schemas.microsoft.com/office/word/2020/wordml/sdtdatahash" xmlns:w16sdtfl="http://schemas.microsoft.com/office/word/2024/wordml/sdtformatlock" xmlns:w16se="http://schemas.microsoft.com/office/word/2015/wordml/symex" xmlns:wpg="http://schemas.microsoft.com/office/word/2010/wordprocessingGroup" xmlns:wpi="http://schemas.microsoft.com/office/word/2010/wordprocessingInk" xmlns:wne="http://schemas.microsoft.com/office/word/2006/wordml" xmlns:wps="http://schemas.microsoft.com/office/word/2010/wordprocessingShape" mc:Ignorable="w14 w15 w16se w16cid w16 w16cex w16sdtdh w16sdtfl w16du wp14">
   <w:abstractNum w:abstractNumId="0" w15:restartNumberingAfterBreak="0">
     <w:nsid w:val="97248B5D"/>
     <w:multiLevelType w:val="hybridMultilevel"/>
@@ -2609,7 +2586,7 @@
     <w:qFormat/>
     <w:rsid w:val="00947F8A"/>
     <w:rPr>
-      <w:rFonts w:cs="Aptos"/>
+      <w:rFonts w:ascii="Aptos" w:eastAsia="Aptos" w:hAnsi="Aptos" w:cs="Aptos"/>
       <w:sz w:val="24"/>
       <w:szCs w:val="24"/>
     </w:rPr>
@@ -2813,7 +2790,6 @@
   <w:style w:type="character" w:default="1" w:styleId="DefaultParagraphFont">
     <w:name w:val="Default Paragraph Font"/>
     <w:uiPriority w:val="1"/>
-    <w:semiHidden/>
     <w:unhideWhenUsed/>
   </w:style>
   <w:style w:type="table" w:default="1" w:styleId="TableNormal">
